--- a/TAZA/_документы/Письмо ЦАКФ в АО Жасыл даму – благотворительная помощь.docx
+++ b/TAZA/_документы/Письмо ЦАКФ в АО Жасыл даму – благотворительная помощь.docx
@@ -143,7 +143,7 @@
           <w:sz w:val="24"/>
           <w:szCs w:val="24"/>
         </w:rPr>
-        <w:t xml:space="preserve">Центрально-Азиатский климатический фонд (далее – Фонд) является юридической формой Проектного офиса для Центральной Азии по изменению климата и зеленой энергетике, который был создан 22 февраля 2024 года во исполнение инициативы Главы государства Касым-Жомарта Кемелевича Токаева, озвученной на 78-й сессии Генеральной Ассамблеи ООН. Фонд зарегистрирован в Международном финансовом центре «Астана» и в соответствии с применимыми актами МФЦА имеет статус частного благотворительного фонда.</w:t>
+        <w:t xml:space="preserve">Центрально-Азиатский климатический фонд (далее – Фонд) является юридической формой Проектного офиса для Центральной Азии по изменению климата и зеленой энергетике, созданного в 2024 году во исполнение инициативы Главы государства. Фонд зарегистрирован в Международном финансовом центре «Астана» и имеет статус частного благотворительного фонда.</w:t>
       </w:r>
     </w:p>
     <w:p>
@@ -161,7 +161,7 @@
           <w:sz w:val="24"/>
           <w:szCs w:val="24"/>
         </w:rPr>
-        <w:t xml:space="preserve">Фонд содействует реализации климатических и экологических мероприятий, поддерживает разработку политик и региональное сотрудничество, ведет аналитическую и экспертную работу по оценке внедрения ESG-принципов, климатических и экологических рисков, устойчивого развития, реализует образовательные и просветительские проекты совместно с государственными органами, международными организациями, бизнесом и научным сообществом.</w:t>
+        <w:t xml:space="preserve">Министерством экологии и природных ресурсов Республики Казахстан предложено разместить на базе Фонда постоянно действующий Проектный офис «Таза Қазақстан» для институционального, проектного и методологического сопровождения общенациональной инициативы (исх. № 01-10/5089-И от 14.10.2026). Предложение поддержано (№ 26-5068 от 19.10.2026). На начальном этапе запуск Проектного офиса предусмотрено обеспечить за счет части чистого дохода АО «Жасыл даму», остающегося в его распоряжении после выплаты дивидендов.</w:t>
       </w:r>
     </w:p>
     <w:p>
@@ -179,331 +179,7 @@
           <w:sz w:val="24"/>
           <w:szCs w:val="24"/>
         </w:rPr>
-        <w:t xml:space="preserve">Опыт этой работы показывает: экологические решения – от сокращения выбросов до обращения с отходами – дают результат только тогда, когда их поддерживает общество и они становятся частью повседневного поведения людей и бизнеса. Именно эту задачу на национальном уровне решает общенациональная инициатива Главы государства «Таза Қазақстан», поэтому ее развитие является приоритетной миссией Фонда.</w:t>
-      </w:r>
-    </w:p>
-    <w:p>
-      <w:pPr>
-        <w:spacing w:after="120" w:line="240" w:lineRule="auto"/>
-        <w:ind w:firstLine="709"/>
-        <w:jc w:val="both"/>
-        <w:rPr>
-          <w:sz w:val="24"/>
-          <w:szCs w:val="24"/>
-        </w:rPr>
-      </w:pPr>
-      <w:r>
-        <w:rPr>
-          <w:sz w:val="24"/>
-          <w:szCs w:val="24"/>
-        </w:rPr>
-        <w:t xml:space="preserve">За период реализации Концепции развития экологической культуры «Таза Қазақстан» на 2024–2029 годы инициатива дала заметные результаты: собрано около 3 млн тонн отходов, очищено порядка 3 млн гектаров территорий, высажено около 5,8 млн деревьев, ежегодно в экологических мероприятиях участвуют свыше 6 млн человек. В результате реализации проектов АО «Жасыл даму» уровень переработки и утилизации твердых бытовых отходов вырос с 24% на начало 2024 года до 30,7% по итогам 2025 года.</w:t>
-      </w:r>
-    </w:p>
-    <w:p>
-      <w:pPr>
-        <w:spacing w:after="120" w:line="240" w:lineRule="auto"/>
-        <w:ind w:firstLine="709"/>
-        <w:jc w:val="both"/>
-        <w:rPr>
-          <w:sz w:val="24"/>
-          <w:szCs w:val="24"/>
-        </w:rPr>
-      </w:pPr>
-      <w:r>
-        <w:rPr>
-          <w:sz w:val="24"/>
-          <w:szCs w:val="24"/>
-        </w:rPr>
-        <w:t xml:space="preserve">Вместе с тем Глава государства поставил задачу вывести инициативу на качественно новый уровень: «Считаю необходимым разработать национальный стандарт чистоты. Это требование времени» (19 сентября 2026 года) и «Важно наполнить инициативу «Таза Қазақстан» качественно новым содержанием, свежими идеями и креативными проектами» (Первая сессия Қазақстан Халық Кеңесі, 24 сентября 2026 года).</w:t>
-      </w:r>
-    </w:p>
-    <w:p>
-      <w:pPr>
-        <w:spacing w:after="120" w:line="240" w:lineRule="auto"/>
-        <w:ind w:firstLine="709"/>
-        <w:jc w:val="both"/>
-        <w:rPr>
-          <w:sz w:val="24"/>
-          <w:szCs w:val="24"/>
-        </w:rPr>
-      </w:pPr>
-      <w:r>
-        <w:rPr>
-          <w:sz w:val="24"/>
-          <w:szCs w:val="24"/>
-        </w:rPr>
-        <w:t xml:space="preserve">«Таза Қазақстан» должен стать фундаментальной основой национальной идеологии, а идея чистоты, порядка и экологической ответственности – неотъемлемой частью национального характера. Бережное отношение к природе закреплено Конституцией как обязанность каждого гражданина, а чистота начинается с сознания и повседневных привычек человека: «Таза орта – Таза әдет – Таза сана».</w:t>
-      </w:r>
-    </w:p>
-    <w:p>
-      <w:pPr>
-        <w:spacing w:after="120" w:line="240" w:lineRule="auto"/>
-        <w:ind w:firstLine="709"/>
-        <w:jc w:val="both"/>
-        <w:rPr>
-          <w:sz w:val="24"/>
-          <w:szCs w:val="24"/>
-        </w:rPr>
-      </w:pPr>
-      <w:r>
-        <w:rPr>
-          <w:sz w:val="24"/>
-          <w:szCs w:val="24"/>
-        </w:rPr>
-        <w:t xml:space="preserve">Решение этой задачи требует перехода от отдельных кампаний к системной общенациональной модели на основе трех взаимосвязанных принципов: институционализация – постоянно действующий Проектный офис как единый оперативный и методический центр; расширение направлений и проектов, ориентированных на постоянное гражданское участие и формирование экологических привычек у каждого гражданина; регулярная система оценки (KPI) и Национальный стандарт чистоты. Ключевой принцип – результат вместо мероприятий: оцениваться должны изменения в состоянии среды и в поведении людей, а не количество проведенных акций.</w:t>
-      </w:r>
-    </w:p>
-    <w:p>
-      <w:pPr>
-        <w:spacing w:after="120" w:line="240" w:lineRule="auto"/>
-        <w:ind w:firstLine="709"/>
-        <w:jc w:val="both"/>
-        <w:rPr>
-          <w:sz w:val="24"/>
-          <w:szCs w:val="24"/>
-        </w:rPr>
-      </w:pPr>
-      <w:r>
-        <w:rPr>
-          <w:sz w:val="24"/>
-          <w:szCs w:val="24"/>
-        </w:rPr>
-        <w:t xml:space="preserve">Министерством экологии и природных ресурсов Республики Казахстан предложена новая модель реализации инициативы, ключевым инструментом которой станет постоянно действующий Проектный офис «Таза Қазақстан» (далее – Проектный офис) на базе Фонда (исх. № 01-10/5089-И от 14.10.2026). Предложение поддержано (№ 26-5068 от 19.10.2026). Деятельность Проектного офиса предусматривается обеспечивать преимущественно за счет спонсорских и иных внебюджетных средств, а на начальном этапе запуска – за счет части чистого дохода АО «Жасыл даму», остающегося в его распоряжении после выплаты дивидендов.</w:t>
-      </w:r>
-    </w:p>
-    <w:p>
-      <w:pPr>
-        <w:spacing w:after="120" w:line="240" w:lineRule="auto"/>
-        <w:ind w:firstLine="709"/>
-        <w:jc w:val="both"/>
-        <w:rPr>
-          <w:sz w:val="24"/>
-          <w:szCs w:val="24"/>
-        </w:rPr>
-      </w:pPr>
-      <w:r>
-        <w:rPr>
-          <w:sz w:val="24"/>
-          <w:szCs w:val="24"/>
-        </w:rPr>
-        <w:t xml:space="preserve">Размещение Проектного офиса при Фонде не требует создания новой организационной структуры и позволяет сразу использовать имеющуюся инфраструктуру Фонда, опыт реализации проектов, взаимодействия с государственными органами и международными партнерами (ЮНИСЕФ, ЮНКТАД), а также опыт проведения Регионального экологического саммита, собравшего более 11 тысяч участников.</w:t>
-      </w:r>
-    </w:p>
-    <w:p>
-      <w:pPr>
-        <w:spacing w:after="60" w:line="240" w:lineRule="auto"/>
-        <w:ind w:firstLine="709"/>
-        <w:jc w:val="both"/>
-        <w:rPr>
-          <w:sz w:val="24"/>
-          <w:szCs w:val="24"/>
-        </w:rPr>
-      </w:pPr>
-      <w:r>
-        <w:rPr>
-          <w:sz w:val="24"/>
-          <w:szCs w:val="24"/>
-        </w:rPr>
-        <w:t xml:space="preserve">Распределение ролей предлагается следующее:</w:t>
-      </w:r>
-    </w:p>
-    <w:p>
-      <w:pPr>
-        <w:spacing w:after="40" w:line="240" w:lineRule="auto"/>
-        <w:ind w:firstLine="709"/>
-        <w:jc w:val="both"/>
-        <w:rPr>
-          <w:sz w:val="24"/>
-          <w:szCs w:val="24"/>
-        </w:rPr>
-      </w:pPr>
-      <w:r>
-        <w:rPr>
-          <w:sz w:val="24"/>
-          <w:szCs w:val="24"/>
-        </w:rPr>
-        <w:t xml:space="preserve">– Министерство экологии и природных ресурсов – общее руководство, определение приоритетов и координация государственных органов и акиматов;</w:t>
-      </w:r>
-    </w:p>
-    <w:p>
-      <w:pPr>
-        <w:spacing w:after="40" w:line="240" w:lineRule="auto"/>
-        <w:ind w:firstLine="709"/>
-        <w:jc w:val="both"/>
-        <w:rPr>
-          <w:sz w:val="24"/>
-          <w:szCs w:val="24"/>
-        </w:rPr>
-      </w:pPr>
-      <w:r>
-        <w:rPr>
-          <w:sz w:val="24"/>
-          <w:szCs w:val="24"/>
-        </w:rPr>
-        <w:t xml:space="preserve">– Проектный офис – реализация задач инициативы по четырем направлениям: социология, большие данные и аналитика; проектное управление и региональная координация с акиматами 20 регионов и центральными государственными органами; цифровизация и цифровые решения; коммуникация и креатив;</w:t>
-      </w:r>
-    </w:p>
-    <w:p>
-      <w:pPr>
-        <w:spacing w:after="120" w:line="240" w:lineRule="auto"/>
-        <w:ind w:firstLine="709"/>
-        <w:jc w:val="both"/>
-        <w:rPr>
-          <w:sz w:val="24"/>
-          <w:szCs w:val="24"/>
-        </w:rPr>
-      </w:pPr>
-      <w:r>
-        <w:rPr>
-          <w:sz w:val="24"/>
-          <w:szCs w:val="24"/>
-        </w:rPr>
-        <w:t xml:space="preserve">– Фонд – организационная, правовая и финансовая платформа, методология и проверка данных, экологическая аналитика, международные методики и партнерства, привлечение внебюджетных средств.</w:t>
-      </w:r>
-    </w:p>
-    <w:p>
-      <w:pPr>
-        <w:spacing w:after="120" w:line="240" w:lineRule="auto"/>
-        <w:ind w:firstLine="709"/>
-        <w:jc w:val="both"/>
-        <w:rPr>
-          <w:sz w:val="24"/>
-          <w:szCs w:val="24"/>
-        </w:rPr>
-      </w:pPr>
-      <w:r>
-        <w:rPr>
-          <w:sz w:val="24"/>
-          <w:szCs w:val="24"/>
-        </w:rPr>
-        <w:t xml:space="preserve">Задачи Проектного офиса напрямую связаны с деятельностью АО «Жасыл даму»: формирование у граждан привычек раздельного сбора, сокращения и повторного использования отходов повышает вовлеченность населения в систему обращения с отходами и качество вторичного сырья, а единая цифровая платформа и система оценки результатов дадут сопоставимые данные по всем регионам страны.</w:t>
-      </w:r>
-    </w:p>
-    <w:p>
-      <w:pPr>
-        <w:spacing w:after="60" w:line="240" w:lineRule="auto"/>
-        <w:ind w:firstLine="709"/>
-        <w:jc w:val="both"/>
-        <w:rPr>
-          <w:sz w:val="24"/>
-          <w:szCs w:val="24"/>
-        </w:rPr>
-      </w:pPr>
-      <w:r>
-        <w:rPr>
-          <w:sz w:val="24"/>
-          <w:szCs w:val="24"/>
-        </w:rPr>
-        <w:t xml:space="preserve">В рамках инициативы «Таза Қазақстан» Проектный офис совместно с Фондом планирует реализовать следующие направления и проекты:</w:t>
-      </w:r>
-    </w:p>
-    <w:p>
-      <w:pPr>
-        <w:spacing w:after="40" w:line="240" w:lineRule="auto"/>
-        <w:ind w:firstLine="709"/>
-        <w:jc w:val="both"/>
-        <w:rPr>
-          <w:sz w:val="24"/>
-          <w:szCs w:val="24"/>
-        </w:rPr>
-      </w:pPr>
-      <w:r>
-        <w:rPr>
-          <w:sz w:val="24"/>
-          <w:szCs w:val="24"/>
-        </w:rPr>
-        <w:t xml:space="preserve">1) «Таза ел» – Национальный стандарт чистоты: единые требования к чистоте территорий и классификация общественных пространств, оценка территорий по шкале 0–100 (чистота, содержание, озеленение, инфраструктура, культура поведения), «Тазалық индексі», интеллектуальный мониторинг с применением AI и GIS, знак «Тазалық белгісі» для бизнеса и организаций, «счетчик чистоты» в парках и скверах;</w:t>
-      </w:r>
-    </w:p>
-    <w:p>
-      <w:pPr>
-        <w:spacing w:after="40" w:line="240" w:lineRule="auto"/>
-        <w:ind w:firstLine="709"/>
-        <w:jc w:val="both"/>
-        <w:rPr>
-          <w:sz w:val="24"/>
-          <w:szCs w:val="24"/>
-        </w:rPr>
-      </w:pPr>
-      <w:r>
-        <w:rPr>
-          <w:sz w:val="24"/>
-          <w:szCs w:val="24"/>
-        </w:rPr>
-        <w:t xml:space="preserve">2) «Жаңа мәдениет» – исследование установок и барьеров, поведенческий проект «Ортақ мекен» по совместному благоустройству общественных пространств жителями и семьями, «Қалдықсыз Қазақстан» – культура повторного использования и upcycling-проекты с дизайнерами и креаторами, «Таза алаң» – культура чистоты на спортивных, культурных и фестивальных мероприятиях;</w:t>
-      </w:r>
-    </w:p>
-    <w:p>
-      <w:pPr>
-        <w:spacing w:after="40" w:line="240" w:lineRule="auto"/>
-        <w:ind w:firstLine="709"/>
-        <w:jc w:val="both"/>
-        <w:rPr>
-          <w:sz w:val="24"/>
-          <w:szCs w:val="24"/>
-        </w:rPr>
-      </w:pPr>
-      <w:r>
-        <w:rPr>
-          <w:sz w:val="24"/>
-          <w:szCs w:val="24"/>
-        </w:rPr>
-        <w:t xml:space="preserve">3) «Таза сана» – стандарты бережного отношения к окружающей среде в школах «Taza Mektep» (1–11 классы), площадка обмена идеями «Taza Talqy» во всех 20 регионах, симуляционная игра «Taza Oi» для школьников и студентов, молодежный лагерь, YouTube-проект «Құндылық елшісі» о людях, которые своим трудом сохраняют природу;</w:t>
-      </w:r>
-    </w:p>
-    <w:p>
-      <w:pPr>
-        <w:spacing w:after="40" w:line="240" w:lineRule="auto"/>
-        <w:ind w:firstLine="709"/>
-        <w:jc w:val="both"/>
-        <w:rPr>
-          <w:sz w:val="24"/>
-          <w:szCs w:val="24"/>
-        </w:rPr>
-      </w:pPr>
-      <w:r>
-        <w:rPr>
-          <w:sz w:val="24"/>
-          <w:szCs w:val="24"/>
-        </w:rPr>
-        <w:t xml:space="preserve">4) цифровая платформа TAZA.KZ – единый реестр экологических инициатив и проблем, афиша мероприятий, мониторинг результатов, участие граждан и бизнеса, интеграция с TazaQazBot и государственными информационными системами;</w:t>
-      </w:r>
-    </w:p>
-    <w:p>
-      <w:pPr>
-        <w:spacing w:after="120" w:line="240" w:lineRule="auto"/>
-        <w:ind w:firstLine="709"/>
-        <w:jc w:val="both"/>
-        <w:rPr>
-          <w:sz w:val="24"/>
-          <w:szCs w:val="24"/>
-        </w:rPr>
-      </w:pPr>
-      <w:r>
-        <w:rPr>
-          <w:sz w:val="24"/>
-          <w:szCs w:val="24"/>
-        </w:rPr>
-        <w:t xml:space="preserve">5) единая коммуникационная среда – узнаваемый образ Tazabek, челлендж «Менің таза әдетім» с блогерами и амбассадорами, документальные фильмы о восстановлении Арала, создании Зеленого пояса Астаны и сохранении природных территорий, музыкальные проекты.</w:t>
-      </w:r>
-    </w:p>
-    <w:p>
-      <w:pPr>
-        <w:spacing w:after="60" w:line="240" w:lineRule="auto"/>
-        <w:ind w:firstLine="709"/>
-        <w:jc w:val="both"/>
-        <w:rPr>
-          <w:sz w:val="24"/>
-          <w:szCs w:val="24"/>
-        </w:rPr>
-      </w:pPr>
-      <w:r>
-        <w:rPr>
-          <w:sz w:val="24"/>
-          <w:szCs w:val="24"/>
-        </w:rPr>
-        <w:t xml:space="preserve">Для запуска Проектного офиса при Фонде с ноября 2026 года необходимо </w:t>
+        <w:t xml:space="preserve">В этой связи просим оказать Фонду благотворительную помощь в размере </w:t>
       </w:r>
       <w:r>
         <w:rPr>
@@ -512,294 +188,18 @@
           <w:sz w:val="24"/>
           <w:szCs w:val="24"/>
         </w:rPr>
-        <w:t xml:space="preserve">250 000 000</w:t>
+        <w:t xml:space="preserve">250 000 000 (двести пятьдесят миллионов) теңге</w:t>
       </w:r>
       <w:r>
         <w:rPr>
           <w:sz w:val="24"/>
           <w:szCs w:val="24"/>
         </w:rPr>
-        <w:t xml:space="preserve"> теңге (предварительный расчет прилагается), в том числе:</w:t>
+        <w:t xml:space="preserve"> на запуск и обеспечение деятельности Проектного офиса «Таза Қазақстан» в ноябре–декабре 2026 года: формирование команды и рабочей среды, запуск цифровой платформы TAZA.KZ и первоочередных проектов инициативы. Средства просим перечислить по реквизитам, указанным в приложении.</w:t>
       </w:r>
     </w:p>
     <w:p>
       <w:pPr>
-        <w:spacing w:after="40" w:line="240" w:lineRule="auto"/>
-        <w:ind w:left="567"/>
-        <w:jc w:val="both"/>
-        <w:rPr>
-          <w:i/>
-          <w:sz w:val="24"/>
-          <w:szCs w:val="24"/>
-        </w:rPr>
-      </w:pPr>
-      <w:r>
-        <w:rPr>
-          <w:b/>
-          <w:bCs/>
-          <w:i/>
-          <w:sz w:val="24"/>
-          <w:szCs w:val="24"/>
-        </w:rPr>
-        <w:t xml:space="preserve">А. Организационное обеспечение:</w:t>
-      </w:r>
-    </w:p>
-    <w:p>
-      <w:pPr>
-        <w:spacing w:after="20" w:line="240" w:lineRule="auto"/>
-        <w:ind w:left="567"/>
-        <w:jc w:val="both"/>
-        <w:rPr>
-          <w:sz w:val="24"/>
-          <w:szCs w:val="24"/>
-        </w:rPr>
-      </w:pPr>
-      <w:r>
-        <w:rPr>
-          <w:sz w:val="24"/>
-          <w:szCs w:val="24"/>
-        </w:rPr>
-        <w:t xml:space="preserve">– «Команда» – 23 сотрудника Фонда и Проектного офиса с ноября 2026 года и привлеченные специалисты;</w:t>
-      </w:r>
-    </w:p>
-    <w:p>
-      <w:pPr>
-        <w:spacing w:after="20" w:line="240" w:lineRule="auto"/>
-        <w:ind w:left="567"/>
-        <w:jc w:val="both"/>
-        <w:rPr>
-          <w:sz w:val="24"/>
-          <w:szCs w:val="24"/>
-        </w:rPr>
-      </w:pPr>
-      <w:r>
-        <w:rPr>
-          <w:sz w:val="24"/>
-          <w:szCs w:val="24"/>
-        </w:rPr>
-        <w:t xml:space="preserve">– «Рабочая среда» – офис, оснащение рабочих мест, цифровые инструменты;</w:t>
-      </w:r>
-    </w:p>
-    <w:p>
-      <w:pPr>
-        <w:spacing w:after="80" w:line="240" w:lineRule="auto"/>
-        <w:ind w:left="567"/>
-        <w:jc w:val="both"/>
-        <w:rPr>
-          <w:sz w:val="24"/>
-          <w:szCs w:val="24"/>
-        </w:rPr>
-      </w:pPr>
-      <w:r>
-        <w:rPr>
-          <w:sz w:val="24"/>
-          <w:szCs w:val="24"/>
-        </w:rPr>
-        <w:t xml:space="preserve">– «Связь с регионами и общественностью» – выезды в регионы, медиа и коммуникации.</w:t>
-      </w:r>
-    </w:p>
-    <w:p>
-      <w:pPr>
-        <w:spacing w:after="40" w:line="240" w:lineRule="auto"/>
-        <w:ind w:left="567"/>
-        <w:jc w:val="both"/>
-        <w:rPr>
-          <w:b/>
-          <w:bCs/>
-          <w:i/>
-          <w:sz w:val="24"/>
-          <w:szCs w:val="24"/>
-        </w:rPr>
-      </w:pPr>
-      <w:r>
-        <w:rPr>
-          <w:b/>
-          <w:bCs/>
-          <w:i/>
-          <w:sz w:val="24"/>
-          <w:szCs w:val="24"/>
-        </w:rPr>
-        <w:t xml:space="preserve">Б. Первоочередные проекты в рамках инициативы:</w:t>
-      </w:r>
-    </w:p>
-    <w:p>
-      <w:pPr>
-        <w:spacing w:after="20" w:line="240" w:lineRule="auto"/>
-        <w:ind w:left="567"/>
-        <w:jc w:val="both"/>
-        <w:rPr>
-          <w:sz w:val="24"/>
-          <w:szCs w:val="24"/>
-        </w:rPr>
-      </w:pPr>
-      <w:r>
-        <w:rPr>
-          <w:sz w:val="24"/>
-          <w:szCs w:val="24"/>
-        </w:rPr>
-        <w:t xml:space="preserve">– «Цифровая платформа» – запуск TAZA.KZ;</w:t>
-      </w:r>
-    </w:p>
-    <w:p>
-      <w:pPr>
-        <w:spacing w:after="20" w:line="240" w:lineRule="auto"/>
-        <w:ind w:left="567"/>
-        <w:jc w:val="both"/>
-        <w:rPr>
-          <w:sz w:val="24"/>
-          <w:szCs w:val="24"/>
-        </w:rPr>
-      </w:pPr>
-      <w:r>
-        <w:rPr>
-          <w:sz w:val="24"/>
-          <w:szCs w:val="24"/>
-        </w:rPr>
-        <w:t xml:space="preserve">– «Голос Таза Қазақстан» – креативные и специальные проекты (Tazabek, «Менің таза әдетім», «Құндылық елшісі»), информационное сопровождение, блогеры и амбассадоры;</w:t>
-      </w:r>
-    </w:p>
-    <w:p>
-      <w:pPr>
-        <w:spacing w:after="120" w:line="240" w:lineRule="auto"/>
-        <w:ind w:left="567"/>
-        <w:jc w:val="both"/>
-        <w:rPr>
-          <w:sz w:val="24"/>
-          <w:szCs w:val="24"/>
-        </w:rPr>
-      </w:pPr>
-      <w:r>
-        <w:rPr>
-          <w:sz w:val="24"/>
-          <w:szCs w:val="24"/>
-        </w:rPr>
-        <w:t xml:space="preserve">– «Таза сана в действии» – проекты с молодежью и волонтерами, площадка «Taza Talqy» в регионах, симуляционная игра «Taza Oi».</w:t>
-      </w:r>
-    </w:p>
-    <w:p>
-      <w:pPr>
-        <w:spacing w:after="120" w:line="240" w:lineRule="auto"/>
-        <w:ind w:firstLine="709"/>
-        <w:jc w:val="both"/>
-        <w:rPr>
-          <w:sz w:val="24"/>
-          <w:szCs w:val="24"/>
-        </w:rPr>
-      </w:pPr>
-      <w:r>
-        <w:rPr>
-          <w:sz w:val="24"/>
-          <w:szCs w:val="24"/>
-        </w:rPr>
-        <w:t xml:space="preserve">Начиная с 2027 года деятельность Проектного офиса будет расширяться и планируется продолжать обеспечивать работу преимущественно за счет спонсорских и иных внебюджетных средств, привлекаемых Фондом, в том числе международных грантов.</w:t>
-      </w:r>
-    </w:p>
-    <w:p>
-      <w:pPr>
-        <w:spacing w:after="120" w:line="240" w:lineRule="auto"/>
-        <w:ind w:firstLine="709"/>
-        <w:jc w:val="both"/>
-        <w:rPr>
-          <w:sz w:val="24"/>
-          <w:szCs w:val="24"/>
-        </w:rPr>
-      </w:pPr>
-      <w:r>
-        <w:rPr>
-          <w:sz w:val="24"/>
-          <w:szCs w:val="24"/>
-        </w:rPr>
-        <w:t xml:space="preserve">Дополнительно отмечаем, что в соответствии с пунктом 24 Декларации глав государств Центральной Азии «Экологическая солидарность Центральной Азии», принятой на Региональном экологическом саммите (Астана, 22–24 апреля 2026 года), президенты выразили готовность к сотрудничеству в рамках Проектного офиса по Центральной Азии по изменению климата и зеленой энергетике. Это позволит </w:t>
-      </w:r>
-      <w:r>
-        <w:rPr>
-          <w:b/>
-          <w:bCs/>
-          <w:sz w:val="24"/>
-          <w:szCs w:val="24"/>
-        </w:rPr>
-        <w:t xml:space="preserve">представить опыт «Таза Қазақстан» как казахстанскую модель для всего региона Центральной Азии</w:t>
-      </w:r>
-      <w:r>
-        <w:rPr>
-          <w:sz w:val="24"/>
-          <w:szCs w:val="24"/>
-        </w:rPr>
-        <w:t xml:space="preserve">.</w:t>
-      </w:r>
-    </w:p>
-    <w:p>
-      <w:pPr>
-        <w:spacing w:after="120" w:line="240" w:lineRule="auto"/>
-        <w:ind w:firstLine="709"/>
-        <w:jc w:val="both"/>
-        <w:rPr>
-          <w:sz w:val="24"/>
-          <w:szCs w:val="24"/>
-        </w:rPr>
-      </w:pPr>
-      <w:r>
-        <w:rPr>
-          <w:sz w:val="24"/>
-          <w:szCs w:val="24"/>
-        </w:rPr>
-        <w:t xml:space="preserve">С учетом изложенного просим оказать Фонду благотворительную помощь в размере </w:t>
-      </w:r>
-      <w:r>
-        <w:rPr>
-          <w:b/>
-          <w:bCs/>
-          <w:sz w:val="24"/>
-          <w:szCs w:val="24"/>
-        </w:rPr>
-        <w:t xml:space="preserve">250 000 000 (двести пятьдесят миллионов) теңге</w:t>
-      </w:r>
-      <w:r>
-        <w:rPr>
-          <w:sz w:val="24"/>
-          <w:szCs w:val="24"/>
-        </w:rPr>
-        <w:t xml:space="preserve"> на запуск и обеспечение деятельности Проектного офиса «Таза Қазақстан» и перечислить средства по реквизитам, указанным в приложении к настоящему письму.</w:t>
-      </w:r>
-    </w:p>
-    <w:p>
-      <w:pPr>
-        <w:spacing w:after="120" w:line="240" w:lineRule="auto"/>
-        <w:ind w:firstLine="709"/>
-        <w:jc w:val="both"/>
-        <w:rPr>
-          <w:sz w:val="24"/>
-          <w:szCs w:val="24"/>
-        </w:rPr>
-      </w:pPr>
-      <w:r>
-        <w:rPr>
-          <w:sz w:val="24"/>
-          <w:szCs w:val="24"/>
-        </w:rPr>
-        <w:t xml:space="preserve">Со своей стороны Фонд предусматривает упоминание АО «Жасыл даму» в пресс-релизах и публикациях с указанием того, что Проектный офис осуществляет свою деятельность при поддержке АО «Жасыл даму».</w:t>
-      </w:r>
-    </w:p>
-    <w:p>
-      <w:pPr>
-        <w:spacing w:after="120" w:line="240" w:lineRule="auto"/>
-        <w:ind w:firstLine="709"/>
-        <w:jc w:val="both"/>
-        <w:rPr>
-          <w:sz w:val="24"/>
-          <w:szCs w:val="24"/>
-        </w:rPr>
-      </w:pPr>
-      <w:r>
-        <w:rPr>
-          <w:sz w:val="24"/>
-          <w:szCs w:val="24"/>
-        </w:rPr>
-        <w:t xml:space="preserve">Фонд подтверждает ответственное отношение к соблюдению законодательства и правил, регулирующих финансовую деятельность некоммерческих организаций, в том числе в области противодействия легализации (отмыванию) доходов, полученных преступным путем, и финансированию терроризма. Обязуемся отчитаться о целевом использовании средств документально, с приложением фото- и видеоматериалов.</w:t>
-      </w:r>
-    </w:p>
-    <w:p>
-      <w:pPr>
         <w:spacing w:after="240" w:line="240" w:lineRule="auto"/>
         <w:ind w:firstLine="709"/>
         <w:jc w:val="both"/>
@@ -813,7 +213,7 @@
           <w:sz w:val="24"/>
           <w:szCs w:val="24"/>
         </w:rPr>
-        <w:t xml:space="preserve">Передавая фото- и видеоматериалы, Фонд подтверждает согласие на их использование АО «Жасыл даму» в официальных целях, включая публикации в СМИ, на сайте и в социальных сетях АО «Жасыл даму», использование в отчетах и презентациях, а также размещение во внутреннем архиве.</w:t>
+        <w:t xml:space="preserve">Фонд обязуется использовать средства по целевому назначению, отчитаться об их использовании документально, с фото- и видеоматериалами, и соблюдать требования законодательства в области противодействия легализации (отмыванию) доходов, полученных преступным путем, и финансированию терроризма. Поддержка АО «Жасыл даму» будет отражаться в пресс-релизах и публикациях о деятельности Проектного офиса.</w:t>
       </w:r>
     </w:p>
     <w:p>

--- a/TAZA/_документы/Письмо ЦАКФ в АО Жасыл даму – благотворительная помощь.docx
+++ b/TAZA/_документы/Письмо ЦАКФ в АО Жасыл даму – благотворительная помощь.docx
@@ -17,7 +17,24 @@
           <w:sz w:val="20"/>
           <w:szCs w:val="20"/>
         </w:rPr>
-        <w:t xml:space="preserve">Исх. № 02/___ от ___.10.2026 г.</w:t>
+        <w:t>Исх. № 02/</w:t>
+      </w:r>
+      <w:r>
+        <w:rPr>
+          <w:i/>
+          <w:sz w:val="20"/>
+          <w:szCs w:val="20"/>
+          <w:lang w:val="ru-RU"/>
+        </w:rPr>
+        <w:t>376</w:t>
+      </w:r>
+      <w:r>
+        <w:rPr>
+          <w:i/>
+          <w:sz w:val="20"/>
+          <w:szCs w:val="20"/>
+        </w:rPr>
+        <w:t xml:space="preserve"> от ___.10.2026 г.</w:t>
       </w:r>
     </w:p>
     <w:p>
@@ -36,7 +53,7 @@
           <w:sz w:val="24"/>
           <w:szCs w:val="24"/>
         </w:rPr>
-        <w:t xml:space="preserve">Председателю Правления</w:t>
+        <w:t>Председателю Правления</w:t>
       </w:r>
     </w:p>
     <w:p>
@@ -55,7 +72,7 @@
           <w:sz w:val="24"/>
           <w:szCs w:val="24"/>
         </w:rPr>
-        <w:t xml:space="preserve">АО «Жасыл даму»</w:t>
+        <w:t>АО «Жасыл даму»</w:t>
       </w:r>
     </w:p>
     <w:p>
@@ -74,7 +91,7 @@
           <w:sz w:val="24"/>
           <w:szCs w:val="24"/>
         </w:rPr>
-        <w:t xml:space="preserve">Сәрсенбай Е.Н.</w:t>
+        <w:t>Сәрсенбай Е.Н.</w:t>
       </w:r>
     </w:p>
     <w:p>
@@ -107,7 +124,7 @@
           <w:sz w:val="24"/>
           <w:szCs w:val="24"/>
         </w:rPr>
-        <w:t xml:space="preserve">Уважаемый Ержан Нұрланұлы!</w:t>
+        <w:t>Уважаемый Ержан Нұрланұлы!</w:t>
       </w:r>
     </w:p>
     <w:p>
@@ -125,7 +142,7 @@
           <w:sz w:val="24"/>
           <w:szCs w:val="24"/>
         </w:rPr>
-        <w:t xml:space="preserve">От имени Центрально-Азиатского климатического фонда выражаю Вам почтение и желаю успехов в развитии системы управления отходами и перерабатывающей отрасли страны.</w:t>
+        <w:t>От имени Центрально-Азиатского климатического фонда выражаю Вам почтение и желаю успехов в развитии системы управления отходами и перерабатывающей отрасли страны.</w:t>
       </w:r>
     </w:p>
     <w:p>
@@ -143,7 +160,23 @@
           <w:sz w:val="24"/>
           <w:szCs w:val="24"/>
         </w:rPr>
-        <w:t xml:space="preserve">Центрально-Азиатский климатический фонд (далее – Фонд) является юридической формой Проектного офиса для Центральной Азии по изменению климата и зеленой энергетике, созданного в 2024 году во исполнение инициативы Главы государства. Фонд зарегистрирован в Международном финансовом центре «Астана» и имеет статус частного благотворительного фонда.</w:t>
+        <w:t>Центрально-Азиатский климатичес</w:t>
+      </w:r>
+      <w:bookmarkStart w:id="0" w:name="_GoBack"/>
+      <w:bookmarkEnd w:id="0"/>
+      <w:r>
+        <w:rPr>
+          <w:sz w:val="24"/>
+          <w:szCs w:val="24"/>
+        </w:rPr>
+        <w:t>кий фонд (далее – Фонд) является юридической формой Проектного</w:t>
+      </w:r>
+      <w:r>
+        <w:rPr>
+          <w:sz w:val="24"/>
+          <w:szCs w:val="24"/>
+        </w:rPr>
+        <w:t xml:space="preserve"> офиса для Центральной Азии по изменению климата и зеленой энергетике, созданного в 2024 году во исполнение инициативы Главы государства. Фонд зарегистрирован в Международном финансовом центре «Астана» и имеет статус частного благотворительного фонда.</w:t>
       </w:r>
     </w:p>
     <w:p>
@@ -161,7 +194,51 @@
           <w:sz w:val="24"/>
           <w:szCs w:val="24"/>
         </w:rPr>
-        <w:t xml:space="preserve">Министерством экологии и природных ресурсов Республики Казахстан предложено разместить на базе Фонда постоянно действующий Проектный офис «Таза Қазақстан» для институционального, проектного и методологического сопровождения общенациональной инициативы (исх. № 01-10/5089-И от 14.10.2026). Предложение поддержано (№ 26-5068 от 19.10.2026). На начальном этапе запуск Проектного офиса предусмотрено обеспечить за счет части чистого дохода АО «Жасыл даму», остающегося в его распоряжении после выплаты дивидендов.</w:t>
+        <w:t>Мини</w:t>
+      </w:r>
+      <w:r>
+        <w:rPr>
+          <w:sz w:val="24"/>
+          <w:szCs w:val="24"/>
+        </w:rPr>
+        <w:t xml:space="preserve">стерством экологии и природных ресурсов Республики Казахстан предложено разместить на базе Фонда постоянно действующий Проектный офис «Таза Қазақстан» для институционального, проектного и методологического сопровождения общенациональной инициативы (исх. № </w:t>
+      </w:r>
+      <w:r>
+        <w:rPr>
+          <w:sz w:val="24"/>
+          <w:szCs w:val="24"/>
+        </w:rPr>
+        <w:t>01-10/5089-И от 14.10.2026). Предложение поддержано (№ 26-5068 от 19.10.2026</w:t>
+      </w:r>
+      <w:r>
+        <w:rPr>
+          <w:sz w:val="24"/>
+          <w:szCs w:val="24"/>
+          <w:lang w:val="ru-RU"/>
+        </w:rPr>
+        <w:t xml:space="preserve"> г.</w:t>
+      </w:r>
+      <w:r>
+        <w:rPr>
+          <w:sz w:val="24"/>
+          <w:szCs w:val="24"/>
+        </w:rPr>
+        <w:t xml:space="preserve">). На начальном этапе запуск Проектного офиса предусмотрено обеспечить за счет </w:t>
+      </w:r>
+      <w:r>
+        <w:rPr>
+          <w:sz w:val="24"/>
+          <w:szCs w:val="24"/>
+          <w:lang w:val="ru-RU"/>
+        </w:rPr>
+        <w:t>благотворительных взносов</w:t>
+      </w:r>
+      <w:r>
+        <w:rPr>
+          <w:sz w:val="24"/>
+          <w:szCs w:val="24"/>
+        </w:rPr>
+        <w:t>.</w:t>
       </w:r>
     </w:p>
     <w:p>
@@ -179,23 +256,104 @@
           <w:sz w:val="24"/>
           <w:szCs w:val="24"/>
         </w:rPr>
-        <w:t xml:space="preserve">В этой связи просим оказать Фонду благотворительную помощь в размере </w:t>
-      </w:r>
-      <w:r>
-        <w:rPr>
-          <w:b/>
+        <w:t>В этой</w:t>
+      </w:r>
+      <w:r>
+        <w:rPr>
+          <w:sz w:val="24"/>
+          <w:szCs w:val="24"/>
+        </w:rPr>
+        <w:t xml:space="preserve"> связи просим оказать Фонду благотворительную помощь в размере </w:t>
+      </w:r>
+      <w:r>
+        <w:rPr>
           <w:bCs/>
           <w:sz w:val="24"/>
           <w:szCs w:val="24"/>
         </w:rPr>
-        <w:t xml:space="preserve">250 000 000 (двести пятьдесят миллионов) теңге</w:t>
-      </w:r>
-      <w:r>
-        <w:rPr>
-          <w:sz w:val="24"/>
-          <w:szCs w:val="24"/>
-        </w:rPr>
-        <w:t xml:space="preserve"> на запуск и обеспечение деятельности Проектного офиса «Таза Қазақстан» в ноябре–декабре 2026 года: формирование команды и рабочей среды, запуск цифровой платформы TAZA.KZ и первоочередных проектов инициативы. Средства просим перечислить по реквизитам, указанным в приложении.</w:t>
+        <w:t>250 000 000 (двести пятьдесят миллионов) теңге</w:t>
+      </w:r>
+      <w:r>
+        <w:rPr>
+          <w:sz w:val="24"/>
+          <w:szCs w:val="24"/>
+        </w:rPr>
+        <w:t xml:space="preserve"> на запуск и обеспечение деятельности Проектного офиса «Таза Қазақстан»</w:t>
+      </w:r>
+      <w:r>
+        <w:rPr>
+          <w:sz w:val="24"/>
+          <w:szCs w:val="24"/>
+        </w:rPr>
+        <w:t>: формирование команды и рабочей среды, запуск ци</w:t>
+      </w:r>
+      <w:r>
+        <w:rPr>
+          <w:sz w:val="24"/>
+          <w:szCs w:val="24"/>
+        </w:rPr>
+        <w:t xml:space="preserve">фровой платформы </w:t>
+      </w:r>
+      <w:r>
+        <w:rPr>
+          <w:sz w:val="24"/>
+          <w:szCs w:val="24"/>
+        </w:rPr>
+        <w:t>и первоочередных проектов инициативы. Средства просим перечислить по реквизитам, указанным в приложении.</w:t>
+      </w:r>
+    </w:p>
+    <w:p>
+      <w:pPr>
+        <w:spacing w:after="120" w:line="240" w:lineRule="auto"/>
+        <w:ind w:firstLine="709"/>
+        <w:jc w:val="both"/>
+        <w:rPr>
+          <w:sz w:val="24"/>
+          <w:szCs w:val="24"/>
+        </w:rPr>
+      </w:pPr>
+      <w:r>
+        <w:rPr>
+          <w:sz w:val="24"/>
+          <w:szCs w:val="24"/>
+        </w:rPr>
+        <w:t xml:space="preserve">Фонд обязуется использовать средства по целевому назначению, </w:t>
+      </w:r>
+      <w:r>
+        <w:rPr>
+          <w:sz w:val="24"/>
+          <w:szCs w:val="24"/>
+          <w:lang w:val="ru-RU"/>
+        </w:rPr>
+        <w:t xml:space="preserve">при необходимости </w:t>
+      </w:r>
+      <w:r>
+        <w:rPr>
+          <w:sz w:val="24"/>
+          <w:szCs w:val="24"/>
+        </w:rPr>
+        <w:t>отчитаться об их использовании документально, с фото- и видеомате</w:t>
+      </w:r>
+      <w:r>
+        <w:rPr>
+          <w:sz w:val="24"/>
+          <w:szCs w:val="24"/>
+        </w:rPr>
+        <w:t xml:space="preserve">риалами, </w:t>
+      </w:r>
+      <w:r>
+        <w:rPr>
+          <w:sz w:val="24"/>
+          <w:szCs w:val="24"/>
+        </w:rPr>
+        <w:t>соблюдать требования законодательства в области противодействия легализации (отмыванию) доходов, полученных преступным путем, и финансированию терроризма. Поддержка АО «Жасыл даму» будет отражаться в пресс-релизах и публикациях о деятельности Пр</w:t>
+      </w:r>
+      <w:r>
+        <w:rPr>
+          <w:sz w:val="24"/>
+          <w:szCs w:val="24"/>
+        </w:rPr>
+        <w:t>оектного офиса.</w:t>
       </w:r>
     </w:p>
     <w:p>
@@ -213,12 +371,13 @@
           <w:sz w:val="24"/>
           <w:szCs w:val="24"/>
         </w:rPr>
-        <w:t xml:space="preserve">Фонд обязуется использовать средства по целевому назначению, отчитаться об их использовании документально, с фото- и видеоматериалами, и соблюдать требования законодательства в области противодействия легализации (отмыванию) доходов, полученных преступным путем, и финансированию терроризма. Поддержка АО «Жасыл даму» будет отражаться в пресс-релизах и публикациях о деятельности Проектного офиса.</w:t>
+        <w:t xml:space="preserve">Одновременно предлагаем подписать Меморандум о сотрудничестве между Фондом и АО «Жасыл даму» (проект прилагается), который закрепит основу для дальнейшего взаимодействия, в том числе поддержки совместных проектов.</w:t>
       </w:r>
     </w:p>
     <w:p>
       <w:pPr>
         <w:spacing w:line="240" w:lineRule="auto"/>
+        <w:ind w:firstLine="709"/>
         <w:rPr>
           <w:b/>
           <w:i/>
@@ -232,8 +391,27 @@
           <w:sz w:val="20"/>
           <w:szCs w:val="20"/>
         </w:rPr>
-        <w:t xml:space="preserve">Приложение: предварительный расчет бюджета, реквизиты Фонда.</w:t>
-      </w:r>
+        <w:t xml:space="preserve">Приложение: </w:t>
+      </w:r>
+      <w:r>
+        <w:rPr>
+          <w:i/>
+          <w:sz w:val="20"/>
+          <w:szCs w:val="20"/>
+        </w:rPr>
+        <w:t xml:space="preserve">реквизиты Фонда, проект Меморандума.</w:t>
+      </w:r>
+    </w:p>
+    <w:p>
+      <w:pPr>
+        <w:spacing w:line="240" w:lineRule="auto"/>
+        <w:rPr>
+          <w:b/>
+          <w:i/>
+          <w:sz w:val="24"/>
+          <w:szCs w:val="24"/>
+        </w:rPr>
+      </w:pPr>
     </w:p>
     <w:p>
       <w:pPr>
@@ -741,7 +919,7 @@
             </wp:anchor>
           </w:drawing>
         </mc:Choice>
-        <mc:Fallback xmlns:cx="http://schemas.microsoft.com/office/drawing/2014/chartex" xmlns:cx1="http://schemas.microsoft.com/office/drawing/2015/9/8/chartex" xmlns:cx2="http://schemas.microsoft.com/office/drawing/2015/10/21/chartex" xmlns:cx3="http://schemas.microsoft.com/office/drawing/2016/5/9/chartex" xmlns:cx4="http://schemas.microsoft.com/office/drawing/2016/5/10/chartex" xmlns:cx5="http://schemas.microsoft.com/office/drawing/2016/5/11/chartex" xmlns:cx6="http://schemas.microsoft.com/office/drawing/2016/5/12/chartex" xmlns:cx7="http://schemas.microsoft.com/office/drawing/2016/5/13/chartex" xmlns:cx8="http://schemas.microsoft.com/office/drawing/2016/5/14/chartex" xmlns:aink="http://schemas.microsoft.com/office/drawing/2016/ink" xmlns:am3d="http://schemas.microsoft.com/office/drawing/2017/model3d" xmlns:w16cex="http://schemas.microsoft.com/office/word/2018/wordml/cex" xmlns:w16cid="http://schemas.microsoft.com/office/word/2016/wordml/cid" xmlns:w16="http://schemas.microsoft.com/office/word/2018/wordml" xmlns:w16se="http://schemas.microsoft.com/office/word/2015/wordml/symex">
+        <mc:Fallback xmlns:w16se="http://schemas.microsoft.com/office/word/2015/wordml/symex" xmlns:w16="http://schemas.microsoft.com/office/word/2018/wordml" xmlns:w16cid="http://schemas.microsoft.com/office/word/2016/wordml/cid" xmlns:w16cex="http://schemas.microsoft.com/office/word/2018/wordml/cex" xmlns:am3d="http://schemas.microsoft.com/office/drawing/2017/model3d" xmlns:aink="http://schemas.microsoft.com/office/drawing/2016/ink" xmlns:cx8="http://schemas.microsoft.com/office/drawing/2016/5/14/chartex" xmlns:cx7="http://schemas.microsoft.com/office/drawing/2016/5/13/chartex" xmlns:cx6="http://schemas.microsoft.com/office/drawing/2016/5/12/chartex" xmlns:cx5="http://schemas.microsoft.com/office/drawing/2016/5/11/chartex" xmlns:cx4="http://schemas.microsoft.com/office/drawing/2016/5/10/chartex" xmlns:cx3="http://schemas.microsoft.com/office/drawing/2016/5/9/chartex" xmlns:cx2="http://schemas.microsoft.com/office/drawing/2015/10/21/chartex" xmlns:cx1="http://schemas.microsoft.com/office/drawing/2015/9/8/chartex" xmlns:cx="http://schemas.microsoft.com/office/drawing/2014/chartex">
           <w:pict>
             <v:shapetype w14:anchorId="26DCEBA9" id="_x0000_t202" coordsize="21600,21600" o:spt="202" path="m,l,21600r21600,l21600,xe">
               <v:stroke joinstyle="miter"/>
@@ -1191,7 +1369,7 @@
             </wp:anchor>
           </w:drawing>
         </mc:Choice>
-        <mc:Fallback xmlns:cx="http://schemas.microsoft.com/office/drawing/2014/chartex" xmlns:cx1="http://schemas.microsoft.com/office/drawing/2015/9/8/chartex" xmlns:cx2="http://schemas.microsoft.com/office/drawing/2015/10/21/chartex" xmlns:cx3="http://schemas.microsoft.com/office/drawing/2016/5/9/chartex" xmlns:cx4="http://schemas.microsoft.com/office/drawing/2016/5/10/chartex" xmlns:cx5="http://schemas.microsoft.com/office/drawing/2016/5/11/chartex" xmlns:cx6="http://schemas.microsoft.com/office/drawing/2016/5/12/chartex" xmlns:cx7="http://schemas.microsoft.com/office/drawing/2016/5/13/chartex" xmlns:cx8="http://schemas.microsoft.com/office/drawing/2016/5/14/chartex" xmlns:aink="http://schemas.microsoft.com/office/drawing/2016/ink" xmlns:am3d="http://schemas.microsoft.com/office/drawing/2017/model3d" xmlns:w16cex="http://schemas.microsoft.com/office/word/2018/wordml/cex" xmlns:w16cid="http://schemas.microsoft.com/office/word/2016/wordml/cid" xmlns:w16="http://schemas.microsoft.com/office/word/2018/wordml" xmlns:w16se="http://schemas.microsoft.com/office/word/2015/wordml/symex" xmlns:oel="http://schemas.microsoft.com/office/2019/extlst" xmlns:w16du="http://schemas.microsoft.com/office/word/2023/wordml/word16du" xmlns:w16sdtdh="http://schemas.microsoft.com/office/word/2020/wordml/sdtdatahash" xmlns:w16sdtfl="http://schemas.microsoft.com/office/word/2024/wordml/sdtformatlock">
+        <mc:Fallback xmlns:w16sdtfl="http://schemas.microsoft.com/office/word/2024/wordml/sdtformatlock" xmlns:w16sdtdh="http://schemas.microsoft.com/office/word/2020/wordml/sdtdatahash" xmlns:w16du="http://schemas.microsoft.com/office/word/2023/wordml/word16du" xmlns:oel="http://schemas.microsoft.com/office/2019/extlst" xmlns:w16se="http://schemas.microsoft.com/office/word/2015/wordml/symex" xmlns:w16="http://schemas.microsoft.com/office/word/2018/wordml" xmlns:w16cid="http://schemas.microsoft.com/office/word/2016/wordml/cid" xmlns:w16cex="http://schemas.microsoft.com/office/word/2018/wordml/cex" xmlns:am3d="http://schemas.microsoft.com/office/drawing/2017/model3d" xmlns:aink="http://schemas.microsoft.com/office/drawing/2016/ink" xmlns:cx8="http://schemas.microsoft.com/office/drawing/2016/5/14/chartex" xmlns:cx7="http://schemas.microsoft.com/office/drawing/2016/5/13/chartex" xmlns:cx6="http://schemas.microsoft.com/office/drawing/2016/5/12/chartex" xmlns:cx5="http://schemas.microsoft.com/office/drawing/2016/5/11/chartex" xmlns:cx4="http://schemas.microsoft.com/office/drawing/2016/5/10/chartex" xmlns:cx3="http://schemas.microsoft.com/office/drawing/2016/5/9/chartex" xmlns:cx2="http://schemas.microsoft.com/office/drawing/2015/10/21/chartex" xmlns:cx1="http://schemas.microsoft.com/office/drawing/2015/9/8/chartex" xmlns:cx="http://schemas.microsoft.com/office/drawing/2014/chartex">
           <w:pict>
             <v:rect w14:anchorId="5C59C3A0" id="Прямоугольник 3" o:spid="_x0000_s1026" style="position:absolute;margin-left:-83.7pt;margin-top:-2.4pt;width:604.45pt;height:75.55pt;z-index:251657215;visibility:visible;mso-wrap-style:square;mso-height-percent:0;mso-wrap-distance-left:9pt;mso-wrap-distance-top:0;mso-wrap-distance-right:9pt;mso-wrap-distance-bottom:0;mso-position-horizontal:absolute;mso-position-horizontal-relative:text;mso-position-vertical:absolute;mso-position-vertical-relative:text;mso-height-percent:0;mso-height-relative:margin;v-text-anchor:middle" o:gfxdata="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" fillcolor="#155835" stroked="f">
               <v:shadow on="t" color="black" opacity="22937f" origin=",.5" offset="0,.63889mm"/>
@@ -1365,7 +1543,7 @@
             </wp:anchor>
           </w:drawing>
         </mc:Choice>
-        <mc:Fallback xmlns:cx="http://schemas.microsoft.com/office/drawing/2014/chartex" xmlns:cx1="http://schemas.microsoft.com/office/drawing/2015/9/8/chartex" xmlns:cx2="http://schemas.microsoft.com/office/drawing/2015/10/21/chartex" xmlns:cx3="http://schemas.microsoft.com/office/drawing/2016/5/9/chartex" xmlns:cx4="http://schemas.microsoft.com/office/drawing/2016/5/10/chartex" xmlns:cx5="http://schemas.microsoft.com/office/drawing/2016/5/11/chartex" xmlns:cx6="http://schemas.microsoft.com/office/drawing/2016/5/12/chartex" xmlns:cx7="http://schemas.microsoft.com/office/drawing/2016/5/13/chartex" xmlns:cx8="http://schemas.microsoft.com/office/drawing/2016/5/14/chartex" xmlns:aink="http://schemas.microsoft.com/office/drawing/2016/ink" xmlns:am3d="http://schemas.microsoft.com/office/drawing/2017/model3d" xmlns:w16cex="http://schemas.microsoft.com/office/word/2018/wordml/cex" xmlns:w16cid="http://schemas.microsoft.com/office/word/2016/wordml/cid" xmlns:w16="http://schemas.microsoft.com/office/word/2018/wordml" xmlns:w16se="http://schemas.microsoft.com/office/word/2015/wordml/symex" xmlns:oel="http://schemas.microsoft.com/office/2019/extlst" xmlns:w16du="http://schemas.microsoft.com/office/word/2023/wordml/word16du" xmlns:w16sdtdh="http://schemas.microsoft.com/office/word/2020/wordml/sdtdatahash" xmlns:w16sdtfl="http://schemas.microsoft.com/office/word/2024/wordml/sdtformatlock">
+        <mc:Fallback xmlns:w16sdtfl="http://schemas.microsoft.com/office/word/2024/wordml/sdtformatlock" xmlns:w16sdtdh="http://schemas.microsoft.com/office/word/2020/wordml/sdtdatahash" xmlns:w16du="http://schemas.microsoft.com/office/word/2023/wordml/word16du" xmlns:oel="http://schemas.microsoft.com/office/2019/extlst" xmlns:w16se="http://schemas.microsoft.com/office/word/2015/wordml/symex" xmlns:w16="http://schemas.microsoft.com/office/word/2018/wordml" xmlns:w16cid="http://schemas.microsoft.com/office/word/2016/wordml/cid" xmlns:w16cex="http://schemas.microsoft.com/office/word/2018/wordml/cex" xmlns:am3d="http://schemas.microsoft.com/office/drawing/2017/model3d" xmlns:aink="http://schemas.microsoft.com/office/drawing/2016/ink" xmlns:cx8="http://schemas.microsoft.com/office/drawing/2016/5/14/chartex" xmlns:cx7="http://schemas.microsoft.com/office/drawing/2016/5/13/chartex" xmlns:cx6="http://schemas.microsoft.com/office/drawing/2016/5/12/chartex" xmlns:cx5="http://schemas.microsoft.com/office/drawing/2016/5/11/chartex" xmlns:cx4="http://schemas.microsoft.com/office/drawing/2016/5/10/chartex" xmlns:cx3="http://schemas.microsoft.com/office/drawing/2016/5/9/chartex" xmlns:cx2="http://schemas.microsoft.com/office/drawing/2015/10/21/chartex" xmlns:cx1="http://schemas.microsoft.com/office/drawing/2015/9/8/chartex" xmlns:cx="http://schemas.microsoft.com/office/drawing/2014/chartex">
           <w:pict>
             <v:line w14:anchorId="22E087A2" id="Прямая соединительная линия 1" o:spid="_x0000_s1026" style="position:absolute;flip:y;z-index:251659264;visibility:visible;mso-wrap-style:square;mso-width-percent:0;mso-height-percent:0;mso-wrap-distance-left:9pt;mso-wrap-distance-top:0;mso-wrap-distance-right:9pt;mso-wrap-distance-bottom:0;mso-position-horizontal:right;mso-position-horizontal-relative:page;mso-position-vertical:absolute;mso-position-vertical-relative:text;mso-width-percent:0;mso-height-percent:0;mso-width-relative:margin;mso-height-relative:margin" from="535.8pt,60.8pt" to="1122.8pt,60.8pt" o:gfxdata="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" strokecolor="#155835" strokeweight="2pt">
               <v:shadow on="t" color="black" opacity="24903f" origin=",.5" offset="0,.55556mm"/>
@@ -3058,7 +3236,7 @@
 </file>
 
 <file path=customXml/itemProps1.xml><?xml version="1.0" encoding="utf-8"?>
-<ds:datastoreItem xmlns:ds="http://schemas.openxmlformats.org/officeDocument/2006/customXml" ds:itemID="{B47FF06B-0574-4176-823A-52FC7DFF5551}">
+<ds:datastoreItem xmlns:ds="http://schemas.openxmlformats.org/officeDocument/2006/customXml" ds:itemID="{CEEC83E7-FC74-4B8B-8F33-BBF1FC901458}">
   <ds:schemaRefs>
     <ds:schemaRef ds:uri="http://schemas.openxmlformats.org/officeDocument/2006/bibliography"/>
   </ds:schemaRefs>
